--- a/tillsyn/A 60836-2020 tillsynsbegäran.docx
+++ b/tillsyn/A 60836-2020 tillsynsbegäran.docx
@@ -445,7 +445,7 @@
     <w:r>
       <w:tab/>
       <w:tab/>
-      <w:t>2025-08-09</w:t>
+      <w:t>2025-08-10</w:t>
       <w:br/>
       <w:br/>
     </w:r>

--- a/tillsyn/A 60836-2020 tillsynsbegäran.docx
+++ b/tillsyn/A 60836-2020 tillsynsbegäran.docx
@@ -22,7 +22,94 @@
     </w:p>
     <w:p>
       <w:r>
-        <w:t>Nedan beskrivs fynd av fridlysta arter som gjorts i det avverkningsanmälda området. I BILAGA 1 finns artfakta om fridlysta arter.</w:t>
+        <w:t>Nedan beskrivs fynd av naturvårdsarter och fridlysta arter som gjorts i det avverkningsanmälda området. I BILAGA 1 finns artfakta om fridlysta arter.</w:t>
+      </w:r>
+    </w:p>
+    <w:p>
+      <w:pPr>
+        <w:pStyle w:val="Heading1"/>
+      </w:pPr>
+      <w:r>
+        <w:t>Naturvårdsarter</w:t>
+      </w:r>
+    </w:p>
+    <w:p>
+      <w:r>
+        <w:t>I avverkningsanmälan har följande 3 naturvårdsarter hittats: knärot (VU, §8), kolflarnlav (NT) och mörk kolflarnlav (NT). Av dessa är 3 rödlistade. För rödlistade arter har rödlistekategorin angivits inom parentes. För fridlysta arter anges även paragrafen i Artskyddsförordningen som arten är fridlyst enligt.</w:t>
+      </w:r>
+    </w:p>
+    <w:p>
+      <w:r>
+        <w:t>De påträffade naturvårdsarterna är ett tydligt kvitto på att detta rör sig om en skog med höga naturvärden. I Figur 1 visas en karta över det avverkningsanmälda området, där samtliga fyndplatser för naturvårdsarter som finns registrerade på Artportalen har markerats.</w:t>
+      </w:r>
+    </w:p>
+    <w:p>
+      <w:pPr>
+        <w:pStyle w:val="Caption"/>
+      </w:pPr>
+      <w:r>
+        <w:drawing>
+          <wp:inline xmlns:a="http://schemas.openxmlformats.org/drawingml/2006/main" xmlns:pic="http://schemas.openxmlformats.org/drawingml/2006/picture">
+            <wp:extent cx="5486400" cy="6249810"/>
+            <wp:docPr id="1" name="Picture 1"/>
+            <wp:cNvGraphicFramePr>
+              <a:graphicFrameLocks noChangeAspect="1"/>
+            </wp:cNvGraphicFramePr>
+            <a:graphic>
+              <a:graphicData uri="http://schemas.openxmlformats.org/drawingml/2006/picture">
+                <pic:pic>
+                  <pic:nvPicPr>
+                    <pic:cNvPr id="0" name="A 60836-2020 karta.png"/>
+                    <pic:cNvPicPr/>
+                  </pic:nvPicPr>
+                  <pic:blipFill>
+                    <a:blip r:embed="rId16"/>
+                    <a:stretch>
+                      <a:fillRect/>
+                    </a:stretch>
+                  </pic:blipFill>
+                  <pic:spPr>
+                    <a:xfrm>
+                      <a:off x="0" y="0"/>
+                      <a:ext cx="5486400" cy="6249810"/>
+                    </a:xfrm>
+                    <a:prstGeom prst="rect"/>
+                  </pic:spPr>
+                </pic:pic>
+              </a:graphicData>
+            </a:graphic>
+          </wp:inline>
+        </w:drawing>
+      </w:r>
+    </w:p>
+    <w:p>
+      <w:pPr>
+        <w:pStyle w:val="Caption"/>
+      </w:pPr>
+      <w:r>
+        <w:t>Figur 1. Fyndplatser för naturvårdsarter i det avverkningsanmälda området (röd linje). Markörer utan svart kant är placerade på fyndplatsen. Markörer med svart kant är placerade vid sidan av fyndplatsen och har ett svart streck som visar fyndplatsens exakta position. Kartans mittpunktskoordinat är N 6854636, E 476843 i SWEREF 99 TM.</w:t>
+      </w:r>
+    </w:p>
+    <w:p>
+      <w:r>
+        <w:rPr>
+          <w:b/>
+        </w:rPr>
+        <w:t>Kolflarnlav (NT)</w:t>
+      </w:r>
+      <w:r>
+        <w:t xml:space="preserve"> är brandberoende och växer nästan uteslutande på kolad hård kärnved av tall. Etableringen verkar ske först 100–300 år efter brand och nytt substrat nybildas i mycket begränsad omfattning. Avverkning av tallskog av naturskogskaraktär med spår av återkommande bränder är ett hot och mängden lämplig ved att växa på för arten minskar dels på grund av naturlig nedbrytning men framförallt på grund av att det förstörs i samband med slutavverkningar, gallringar och markberedning. Såväl kolflarnlav som mörk kolflarnlav har glänsande bålfjäll och förekommer främst i tall- och blandbarrskogar av naturskogskaraktär med spår av återkommande bränder. Skogar som dessa hyser höga biologiska värden och bör skyddas (SLU Artdatabanken, 2024).</w:t>
+      </w:r>
+    </w:p>
+    <w:p>
+      <w:r>
+        <w:rPr>
+          <w:b/>
+        </w:rPr>
+        <w:t>Mörk kolflarnlav (NT)</w:t>
+      </w:r>
+      <w:r>
+        <w:t xml:space="preserve"> är brandberoende och växer nästan uteslutande på kolad hård kärnved av tall. Arten förekommer främst i glesa, öppna tall- och blandbarrskogar av naturskogskaraktär och etableringen verkar ske sent efter brand, kanske först efter 100–300 år. Mörk kolflarnlav indikerar skog med höga naturvärden och vanligast är att den påträffas på rester av nedbrunna torrakor och högstubbar och lågstubbar som är så grova att hela innandömet är urbränt. Tall- och blandbarrskogar av naturskogskaraktär med spår av återkommande bränder hyser höga biologiska värden och bör skyddas (SLU Artdatabanken, 2024).</w:t>
       </w:r>
     </w:p>
     <w:p>
@@ -35,7 +122,7 @@
     </w:p>
     <w:p>
       <w:r>
-        <w:t>Följande fridlysta arter har sina livsmiljöer och växtplatser i den avverkningsanmälda skogen: .</w:t>
+        <w:t>Följande fridlysta arter har sina livsmiljöer och växtplatser i den avverkningsanmälda skogen: knärot (VU, §8).</w:t>
       </w:r>
     </w:p>
     <w:p>
@@ -51,7 +138,7 @@
     </w:p>
     <w:p>
       <w:r>
-        <w:t>I det avverkningsanmälda området finns 0 fyndplatser för knärot registrerade på Artportalen. Figur 2 visar gränserna för buffertzoner på 50 m, som behöver lämnas kring fyndplatserna för att knärotslokalerna inte ska försvinna vid en avverkning. Av det avverkningsanmälda området överlappar 0.08 ha med buffertzonerna och får av detta skäl inte avverkas.</w:t>
+        <w:t>I det avverkningsanmälda området finns 1 fyndplatser för knärot registrerade på Artportalen. Figur 2 visar gränserna för buffertzoner på 50 m, som behöver lämnas kring fyndplatserna för att knärotslokalerna inte ska försvinna vid en avverkning. Av det avverkningsanmälda området överlappar 0.46 ha med buffertzonerna och får av detta skäl inte avverkas.</w:t>
       </w:r>
     </w:p>
     <w:p>
@@ -62,7 +149,7 @@
         <w:drawing>
           <wp:inline xmlns:a="http://schemas.openxmlformats.org/drawingml/2006/main" xmlns:pic="http://schemas.openxmlformats.org/drawingml/2006/picture">
             <wp:extent cx="5486400" cy="7968224"/>
-            <wp:docPr id="1" name="Picture 1"/>
+            <wp:docPr id="2" name="Picture 2"/>
             <wp:cNvGraphicFramePr>
               <a:graphicFrameLocks noChangeAspect="1"/>
             </wp:cNvGraphicFramePr>
@@ -74,7 +161,7 @@
                     <pic:cNvPicPr/>
                   </pic:nvPicPr>
                   <pic:blipFill>
-                    <a:blip r:embed="rId16"/>
+                    <a:blip r:embed="rId17"/>
                     <a:stretch>
                       <a:fillRect/>
                     </a:stretch>
@@ -445,7 +532,7 @@
     <w:r>
       <w:tab/>
       <w:tab/>
-      <w:t>2025-08-10</w:t>
+      <w:t>2025-08-11</w:t>
       <w:br/>
       <w:br/>
     </w:r>

--- a/tillsyn/A 60836-2020 tillsynsbegäran.docx
+++ b/tillsyn/A 60836-2020 tillsynsbegäran.docx
@@ -22,7 +22,7 @@
     </w:p>
     <w:p>
       <w:r>
-        <w:t>Nedan beskrivs fynd av naturvårdsarter och fridlysta arter som gjorts i det avverkningsanmälda området. I BILAGA 1 finns artfakta om fridlysta arter.</w:t>
+        <w:t>Nedan beskrivs fynd av naturvårdsarter och fridlysta arter som gjorts i det avverkningsanmälda området. I BILAGA 1 finns artfakta om fridlysta och rödlistade arter.</w:t>
       </w:r>
     </w:p>
     <w:p>
@@ -35,7 +35,7 @@
     </w:p>
     <w:p>
       <w:r>
-        <w:t>I avverkningsanmälan har följande 3 naturvårdsarter hittats: knärot (VU, §8), kolflarnlav (NT) och mörk kolflarnlav (NT). Av dessa är 3 rödlistade. För rödlistade arter har rödlistekategorin angivits inom parentes. För fridlysta arter anges även paragrafen i Artskyddsförordningen som arten är fridlyst enligt.</w:t>
+        <w:t>I avverkningsanmälan har följande 20 naturvårdsarter hittats: knärot (VU, §8), dvärgbägarlav (NT), garnlav (NT), kolflarnlav (NT), lunglav (NT), mörk kolflarnlav (NT), orange taggsvamp (NT), spillkråka (NT, §4), tallticka (NT), vedflamlav (NT), vedtrappmossa (NT), violettgrå tagellav (NT), bårdlav (S), dropptaggsvamp (S), korallblylav (S), skarp dropptaggsvamp (S), spindelblomster (S, §8), stuplav (S), tjäder (§4) och revlummer (§9). Av dessa är 12 rödlistade. För rödlistade arter har rödlistekategorin angivits inom parentes. Arter som är signalarter enligt Skogsstyrelsen har markerats med (S). För fridlysta arter anges även paragrafen i Artskyddsförordningen som arten är fridlyst enligt.</w:t>
       </w:r>
     </w:p>
     <w:p>
@@ -50,7 +50,7 @@
       <w:r>
         <w:drawing>
           <wp:inline xmlns:a="http://schemas.openxmlformats.org/drawingml/2006/main" xmlns:pic="http://schemas.openxmlformats.org/drawingml/2006/picture">
-            <wp:extent cx="5486400" cy="6249810"/>
+            <wp:extent cx="5486400" cy="5987714"/>
             <wp:docPr id="1" name="Picture 1"/>
             <wp:cNvGraphicFramePr>
               <a:graphicFrameLocks noChangeAspect="1"/>
@@ -71,7 +71,7 @@
                   <pic:spPr>
                     <a:xfrm>
                       <a:off x="0" y="0"/>
-                      <a:ext cx="5486400" cy="6249810"/>
+                      <a:ext cx="5486400" cy="5987714"/>
                     </a:xfrm>
                     <a:prstGeom prst="rect"/>
                   </pic:spPr>
@@ -95,10 +95,72 @@
         <w:rPr>
           <w:b/>
         </w:rPr>
+        <w:t>Dvärgbägarlav (NT)</w:t>
+      </w:r>
+      <w:r>
+        <w:t xml:space="preserve"> förekommer över hela Sverige på gammal hård ved, huvudsakligen på tall men i södra Sverige även på ek. Veden utgörs framförallt av grova stubbar, lågor och grenar. Substratet har blivit sällsyntare och nybildning av substrat sker bara i begränsad omfattning. Arten hotas av att grova lågor blir allt sällsyntare i dagens kulturskogar samt att nybildningen av lämpliga substrat går mycket långsamt. En riklig tillgång på gamla tall- eller eklågor måste säkerställas på artens lokaler (SLU Artdatabanken, 2024; Nitare &amp; Skogsstyrelsen, 2019).</w:t>
+      </w:r>
+    </w:p>
+    <w:p>
+      <w:r>
+        <w:rPr>
+          <w:b/>
+        </w:rPr>
+        <w:t>Garnlav (NT)</w:t>
+      </w:r>
+      <w:r>
+        <w:t xml:space="preserve"> är en utpräglad barrskogsart som ibland kan drapera träden i norrländska grannaturskogar med hög luftfuktighet. Den förekommer även i talldominerade bestånd där den, förutom i trädens grenverk, påträffas hängande över ojämnheter i tallbarken. Arten har minskat starkt i södra och mellersta Sverige och den minskar även i sitt nordliga utbredningsområde. Orsaken till tillbakagången beror främst på slutavverkningar av naturskogsartade skogar. Bestånd med riklig förekomst bör regelmässigt sparas. Garnlav är värdväxt för den mycket sällsynta och akut hotade fjärilen barrskogslavfly (CR) som hör hemma i boreala barrskogar med riklig förekomst av värdväxten. Tidigare kunde arten konstateras årligen på flera platser vid Dala-Floda i Dalarna innan lokalerna kalavverkades. Senaste fyndet i landet av barrskogslavfly är från år 2000 då den påträffades vid Högberget i Sollefteå kommun (SLU Artdatabanken, 2024).</w:t>
+      </w:r>
+    </w:p>
+    <w:p>
+      <w:r>
+        <w:rPr>
+          <w:b/>
+        </w:rPr>
         <w:t>Kolflarnlav (NT)</w:t>
       </w:r>
       <w:r>
         <w:t xml:space="preserve"> är brandberoende och växer nästan uteslutande på kolad hård kärnved av tall. Etableringen verkar ske först 100–300 år efter brand och nytt substrat nybildas i mycket begränsad omfattning. Avverkning av tallskog av naturskogskaraktär med spår av återkommande bränder är ett hot och mängden lämplig ved att växa på för arten minskar dels på grund av naturlig nedbrytning men framförallt på grund av att det förstörs i samband med slutavverkningar, gallringar och markberedning. Såväl kolflarnlav som mörk kolflarnlav har glänsande bålfjäll och förekommer främst i tall- och blandbarrskogar av naturskogskaraktär med spår av återkommande bränder. Skogar som dessa hyser höga biologiska värden och bör skyddas (SLU Artdatabanken, 2024).</w:t>
+      </w:r>
+    </w:p>
+    <w:p>
+      <w:r>
+        <w:rPr>
+          <w:b/>
+        </w:rPr>
+        <w:t>Korallblylav</w:t>
+      </w:r>
+      <w:r>
+        <w:t xml:space="preserve"> växer på bark av asp, ask, rönn, sälg, bok och lönn och signalerar överallt skogsbestånd med höga naturvärden och den följs nästan alltid av andra ovanliga och rödlistade arter. Den indikerar hög och jämn luftfuktighet och växer främst i områden med lång skoglig kontinuitet där det funnits ett ständigt inslag av gamla lövträd (SLU Artdatabanken, 2024; Nitare &amp; Skogsstyrelsen, 2019).</w:t>
+      </w:r>
+    </w:p>
+    <w:p>
+      <w:r>
+        <w:rPr>
+          <w:b/>
+        </w:rPr>
+        <w:t>Lunglav (NT)</w:t>
+      </w:r>
+      <w:r>
+        <w:t xml:space="preserve"> är en av vårt lands främsta signalarter som överallt indikerar gamla lövträd, skogsbestånd med höga naturvärden och ekosystem med lång skoglig kontinuitet. Lokalt kan förekomsten vara mycket riklig men den hittas nästan enbart i gamla och ej slutavverkade skogar. Artens samtliga förekomster bör uppmärksammas från naturvårdssynpunkt, då många lokaler även hyser andra ovanliga och rödlistade arter. Rikliga förekomster bör skyddas med biotopskydd, frivilliga avsättningar eller reservat. Det finns ett antal sällsynta lavparasiter som växer på lunglav: lunglavsknapp (VU), skrovelmössing (DD), lunglavshårprick (DD), </w:t>
+      </w:r>
+      <w:r>
+        <w:rPr>
+          <w:i/>
+        </w:rPr>
+        <w:t>Calycina alstrupii</w:t>
+      </w:r>
+      <w:r>
+        <w:t xml:space="preserve"> (NA) och </w:t>
+      </w:r>
+      <w:r>
+        <w:rPr>
+          <w:i/>
+        </w:rPr>
+        <w:t>Chalara lobariae</w:t>
+      </w:r>
+      <w:r>
+        <w:t xml:space="preserve"> (NA) (SLU Artdatabanken, 2025; SLU Artdatabanken, 2024; Nitare &amp; Skogsstyrelsen, 2019).</w:t>
       </w:r>
     </w:p>
     <w:p>
@@ -110,6 +172,81 @@
       </w:r>
       <w:r>
         <w:t xml:space="preserve"> är brandberoende och växer nästan uteslutande på kolad hård kärnved av tall. Arten förekommer främst i glesa, öppna tall- och blandbarrskogar av naturskogskaraktär och etableringen verkar ske sent efter brand, kanske först efter 100–300 år. Mörk kolflarnlav indikerar skog med höga naturvärden och vanligast är att den påträffas på rester av nedbrunna torrakor och högstubbar och lågstubbar som är så grova att hela innandömet är urbränt. Tall- och blandbarrskogar av naturskogskaraktär med spår av återkommande bränder hyser höga biologiska värden och bör skyddas (SLU Artdatabanken, 2024).</w:t>
+      </w:r>
+    </w:p>
+    <w:p>
+      <w:r>
+        <w:rPr>
+          <w:b/>
+        </w:rPr>
+        <w:t xml:space="preserve">Orange taggsvamp (NT) </w:t>
+      </w:r>
+      <w:r>
+        <w:t>bildar mykorrhiza med både gran och tall och den förekommer främst i äldre barrskogar med kontinuitetsskogskaraktär. Mest frekvent är den i äldre mossrik granskog, men då bara i skogar inom granens naturliga utbredningsområde och i bestånd med långvarig grankontinuitet. Den totala populationen i landet bedöms ha minskat kraftigt och fortsatt kommer att minska då arten är knuten till en produktiv skogsmiljö som successivt avverkas. Arten hotas främst av skogsavverkning och tycks försvinna efter slutavverkning, markberedning och plantering och det är inte känt att arten har återkommit i anlagd skog på tidigare kalmark (SLU Artdatabanken, 2024).</w:t>
+      </w:r>
+    </w:p>
+    <w:p>
+      <w:r>
+        <w:rPr>
+          <w:b/>
+        </w:rPr>
+        <w:t>Stuplav</w:t>
+      </w:r>
+      <w:r>
+        <w:t xml:space="preserve"> är en mycket bra signalart i hela sitt utbredningsområde och förekommer nästan enbart i skogsmiljöer med höga naturvärden. Den indikerar långvarig förekomst av gamla lövträd och miljöer med konstant hög luftfuktighet. I skogar med suboceaniskt klimat finns det en mycket sällsynt parasit, njurlavsknapp </w:t>
+      </w:r>
+      <w:r>
+        <w:rPr>
+          <w:i/>
+        </w:rPr>
+        <w:t>Pletocarpon nephromeum</w:t>
+      </w:r>
+      <w:r>
+        <w:t xml:space="preserve"> (EN), som växer på stuplav (SLU Artdatabanken, 2024; Nitare &amp; Skogsstyrelsen, 2019).</w:t>
+      </w:r>
+    </w:p>
+    <w:p>
+      <w:r>
+        <w:rPr>
+          <w:b/>
+        </w:rPr>
+        <w:t xml:space="preserve">Tallticka (NT) </w:t>
+      </w:r>
+      <w:r>
+        <w:t>uppträder först på tallar som är 100–150 år gamla men är vanligast på träd som är runt 150–200 år eller äldre. I skogslandskapet är den främst knuten till tallnaturskogar och restbiotoper med biologiskt gamla träd och signalerar vanligtvis skyddsvärda tallbestånd med höga naturvärden (SLU Artdatabanken, 2023; Nitare &amp; Skogsstyrelsen, 2019).</w:t>
+      </w:r>
+    </w:p>
+    <w:p>
+      <w:r>
+        <w:rPr>
+          <w:b/>
+        </w:rPr>
+        <w:t>Vedflamlav (NT)</w:t>
+      </w:r>
+      <w:r>
+        <w:t xml:space="preserve"> växer på gammal hård och torr, exponerad kärnved av tall, främst på högstubbar i ljusöppna lägen, t.ex. vid och på myrar, sjökanter, i glesa hällmarkskogar och i brandpräglade tallnaturskogar. Substratet nyskapas i begränsad omfattning och arten är en utmärkt indikator på höga naturvärden i denna skogstyp. Tall- och barrblandskogar med naturskogskaraktär och spår av bränder har ofta höga biologiska värden och bör skyddas (SLU Artdatabanken, 2024).</w:t>
+      </w:r>
+    </w:p>
+    <w:p>
+      <w:r>
+        <w:rPr>
+          <w:b/>
+        </w:rPr>
+        <w:t xml:space="preserve">Vedtrappmossa (NT) </w:t>
+      </w:r>
+      <w:r>
+        <w:t>växer på död ved, främst i gammal granskog. Den förekommer knappast alls i fjällnära barrskogar utan finns i skogslandskapet nedom fjällen och framför allt i landets södra delar är den en mycket bra signalart för barrnaturskog med höga naturvärden. Skogsavverkning och brist på grov död ved i skogen är de allvarligaste hoten och den överlever inte kalhyggesbruk. Lokaler med sluten granskog, tillräckligt stora för att säkerställa ett kontinuerligt tillskott på grova lågor, bör undantas från storskaligt skogsbruk (SLU Artdatabanken, 2024).</w:t>
+      </w:r>
+    </w:p>
+    <w:p>
+      <w:r>
+        <w:rPr>
+          <w:b/>
+        </w:rPr>
+        <w:t>Violettgrå tagellav (NT)</w:t>
+      </w:r>
+      <w:r>
+        <w:t xml:space="preserve"> växer nästan uteslutande i gamla olikåldriga barrnaturskogar med lång skoglig kontinuitet och är en utmärkt signal på skog med höga naturvärden. Slutavverkning av tidigare aldrig slutavverkad skog (kontinuitetsskog) är det största hotet. Biotopen nyskapas i begränsad omfattning och barrskog äldre än 160 år, där den violettgrå tagellaven huvudsakligen påträffas har minskat med 50% de senaste 50 åren. Lågproduktiv skogsmark där laven förekommer bör undantas från skogsbruk och rika förekomster i äldre granskog bör skyddas. Arten är känslig för uttorkning och det är väsentligt att tillräckligt stora bestånd avsätts (SLU Artdatabanken, 2024; Nitare &amp; Skogsstyrelsen, 2019).</w:t>
       </w:r>
     </w:p>
     <w:p>
@@ -122,7 +259,21 @@
     </w:p>
     <w:p>
       <w:r>
-        <w:t>Följande fridlysta arter har sina livsmiljöer och växtplatser i den avverkningsanmälda skogen: knärot (VU, §8).</w:t>
+        <w:t>Följande fridlysta arter har sina livsmiljöer och växtplatser i den avverkningsanmälda skogen: knärot (VU, §8), spillkråka (NT, §4), spindelblomster (S, §8), tjäder (§4) och revlummer (§9).</w:t>
+      </w:r>
+    </w:p>
+    <w:p>
+      <w:r>
+        <w:t xml:space="preserve">Observera att medlemsländerna är skyldiga att agera i enlighet med EU:s fågeldirektiv där det uttryckligen står att direktivet gäller för fåglar samt för deras ägg, bon och </w:t>
+      </w:r>
+      <w:r>
+        <w:rPr>
+          <w:b/>
+        </w:rPr>
+        <w:t xml:space="preserve">livsmiljöer </w:t>
+      </w:r>
+      <w:r>
+        <w:t>(artikel 1). Vidare att de åtgärder som vidtas inte får leda till en försämring av den nuvarande situationen beträffande bevarandet av de fågelarter som avses i artikel 1 (artikel 13). Fågeldirektivet är styrande för tillsynsansvariga myndigheters ärendehantering, ställningstaganden och beslutsfattande.</w:t>
       </w:r>
     </w:p>
     <w:p>
@@ -138,7 +289,7 @@
     </w:p>
     <w:p>
       <w:r>
-        <w:t>I det avverkningsanmälda området finns 1 fyndplatser för knärot registrerade på Artportalen. Figur 2 visar gränserna för buffertzoner på 50 m, som behöver lämnas kring fyndplatserna för att knärotslokalerna inte ska försvinna vid en avverkning. Av det avverkningsanmälda området överlappar 0.46 ha med buffertzonerna och får av detta skäl inte avverkas.</w:t>
+        <w:t>I det avverkningsanmälda området finns 59 fyndplatser för knärot registrerade på Artportalen. Figur 2 visar gränserna för buffertzoner på 50 m, som behöver lämnas kring fyndplatserna för att knärotslokalerna inte ska försvinna vid en avverkning. Av det avverkningsanmälda området överlappar 2.48 ha med buffertzonerna och får av detta skäl inte avverkas.</w:t>
       </w:r>
     </w:p>
     <w:p>
@@ -195,6 +346,28 @@
     </w:p>
     <w:p>
       <w:r>
+        <w:rPr>
+          <w:b/>
+        </w:rPr>
+        <w:t>Spillkråka (NT, §4)</w:t>
+      </w:r>
+      <w:r>
+        <w:t xml:space="preserve"> är rödlistad som nära hotad och ingår i bilaga 1 i EU:s fågeldirektiv. Den minskar i population på grund av minskad tillgång på lämpliga bo- och födoträd och minskad födotillgång. Spillkråkans minskningstakt har uppgått till 19 (24–10) % under de senaste 15 åren. Minskningstakten för den svenska populationen bedöms vara nära gränsvärdet för Sårbar (VU) (A2bc). Skogsbruk med korta omloppstider och täta, homogena ungskogar utgör det största hotet, (SLU Artdatabanken, 2023).</w:t>
+      </w:r>
+    </w:p>
+    <w:p>
+      <w:r>
+        <w:rPr>
+          <w:b/>
+        </w:rPr>
+        <w:t>Spindelblomster (§8)</w:t>
+      </w:r>
+      <w:r>
+        <w:t xml:space="preserve"> växer i äldre mossrik granskog eller barrblandskog, men även i fjällbjörkskog. Arten indikerar långvarig trädkontinuitet och hög luftfuktighet och är mycket känslig för uttorkning och markskador. Spindelblomster har i många trakter minskat starkt under senare tid på grund av slutavverkningar och skogsmarksdikning (Nitare &amp; Skogsstyrelsen, 2019).</w:t>
+      </w:r>
+    </w:p>
+    <w:p>
+      <w:r>
         <w:t>I BILAGA 1 finns mer detaljerad information om ekologi samt krav på livsmiljö hos fridlysta arter.</w:t>
       </w:r>
     </w:p>
@@ -208,7 +381,9 @@
         <w:pStyle w:val="Title"/>
       </w:pPr>
       <w:r>
-        <w:t>BILAGA 1 – Fridlysta arter</w:t>
+        <w:t>BILAGA 1 –</w:t>
+        <w:br/>
+        <w:t>Fridlysta och rödlistade arter</w:t>
       </w:r>
     </w:p>
     <w:p>
@@ -402,6 +577,199 @@
       </w:r>
       <w:r>
         <w:t>SLU Artdatabanken, Uppsala</w:t>
+      </w:r>
+    </w:p>
+    <w:p>
+      <w:pPr>
+        <w:pStyle w:val="Heading1"/>
+      </w:pPr>
+      <w:r>
+        <w:t>Lunglav – ekologi samt krav på livsmiljön</w:t>
+      </w:r>
+    </w:p>
+    <w:p>
+      <w:r>
+        <w:t>Lunglav (NT) är en av vårt lands främsta signalarter som överallt indikerar gamla lövträd, skogsbestånd med höga naturvärden och ekosystem med lång skoglig kontinuitet. Lokalt kan förekomsten vara mycket riklig men den hittas nästan enbart i gamla och ej slutavverkade skogar. Artens samtliga förekomster bör uppmärksammas från naturvårdssynpunkt, då många lokaler även hyser andra ovanliga och rödlistade arter. Rikliga förekomster bör skyddas med biotopskydd, frivilliga avsättningar eller reservat (SLU Artdatabanken, 2024; Nitare &amp; Skogsstyrelsen, 2019).</w:t>
+      </w:r>
+    </w:p>
+    <w:p>
+      <w:r>
+        <w:t xml:space="preserve">På lunglav kan man sällsynt finna små svarta skivlika bildningar som liknar apothecier men som är en parasitisk svamp, Lunglavsknapp </w:t>
+      </w:r>
+      <w:r>
+        <w:rPr>
+          <w:i/>
+        </w:rPr>
+        <w:t>Plectocarpon lichenum</w:t>
+      </w:r>
+      <w:r>
+        <w:t xml:space="preserve"> (VU). Det finns ytterligare ett antal parasiter vilka bara förekommer på lunglav: Skrovelmössing </w:t>
+      </w:r>
+      <w:r>
+        <w:rPr>
+          <w:i/>
+        </w:rPr>
+        <w:t>Dactylospora lobariella</w:t>
+      </w:r>
+      <w:r>
+        <w:t xml:space="preserve"> (rödlistad som Kunskapsbrist DD) och Lunglavshårprick </w:t>
+      </w:r>
+      <w:r>
+        <w:rPr>
+          <w:i/>
+        </w:rPr>
+        <w:t>Niesslia lobariae</w:t>
+      </w:r>
+      <w:r>
+        <w:t xml:space="preserve"> (rödlistad som Kunskapsbrist DD). Skrovelmössing (DD) har små svarta apothecier och bruna, 1-septerade sporer och Lunglavshårprick (DD) har brunhåriga perithecier och färglösa, 1-septerade sporer. Nyligen har ytterligare två lavparasiter påträffats i Sverige som växer på lunglav: </w:t>
+      </w:r>
+      <w:r>
+        <w:rPr>
+          <w:i/>
+        </w:rPr>
+        <w:t>Calycina alstrupii</w:t>
+      </w:r>
+      <w:r>
+        <w:t xml:space="preserve"> (NA) och </w:t>
+      </w:r>
+      <w:r>
+        <w:rPr>
+          <w:i/>
+        </w:rPr>
+        <w:t>Chalara lobariae</w:t>
+      </w:r>
+      <w:r>
+        <w:t xml:space="preserve"> (NA) (SLU Artdatabanken, 2025; SLU Artdatabanken, 2024; Nitare &amp; Skogsstyrelsen, 2019).</w:t>
+      </w:r>
+    </w:p>
+    <w:p>
+      <w:pPr>
+        <w:pStyle w:val="Heading2"/>
+      </w:pPr>
+      <w:r>
+        <w:t>Referenser – lunglav</w:t>
+      </w:r>
+    </w:p>
+    <w:p>
+      <w:r>
+        <w:t xml:space="preserve">Nitare, J. och Skogsstyrelsen, 2019. </w:t>
+      </w:r>
+      <w:r>
+        <w:rPr>
+          <w:i/>
+        </w:rPr>
+        <w:t xml:space="preserve">Skyddsvärd skog – Naturvårdsarter och andra kriterier för naturvärdesbedömning. </w:t>
+      </w:r>
+      <w:r>
+        <w:t>Skogsstyrelsen.</w:t>
+      </w:r>
+    </w:p>
+    <w:p>
+      <w:r>
+        <w:t xml:space="preserve">SLU Artdatabanken, 2024. </w:t>
+      </w:r>
+      <w:r>
+        <w:rPr>
+          <w:i/>
+        </w:rPr>
+        <w:t xml:space="preserve">Artfaktablad. Naturvård – artfakta. </w:t>
+      </w:r>
+      <w:r>
+        <w:t>SLU Artdatabanken, Uppsala.</w:t>
+      </w:r>
+    </w:p>
+    <w:p>
+      <w:r>
+        <w:t xml:space="preserve">SLU Artdatabanken, 2025. </w:t>
+      </w:r>
+      <w:r>
+        <w:rPr>
+          <w:i/>
+        </w:rPr>
+        <w:t xml:space="preserve">Över 20 nya lavparasiter för Sverige. </w:t>
+      </w:r>
+      <w:r>
+        <w:t>https://www.slu.se/artdatabanken/arter-och-natur/artiklar/over-20-nya-lavparasiter-for-sverige/</w:t>
+      </w:r>
+    </w:p>
+    <w:p>
+      <w:pPr>
+        <w:pStyle w:val="Heading1"/>
+      </w:pPr>
+      <w:r>
+        <w:t>Spillkråka – ekologi samt krav på livsmiljön</w:t>
+      </w:r>
+    </w:p>
+    <w:p>
+      <w:r>
+        <w:t>Spillkråka (NT) är rödlistad som nära hotad, fridlyst enligt §4 Artskyddsförordningen och ingår i bilaga 1 i EU:s fågeldirektiv. Spillkråka lever i både barr- och blandskog liksom i ren lövskog. De tätaste populationerna tenderar att finnas i äldre, variationsrik blandskog med gott om död ved och gamla träd.</w:t>
+      </w:r>
+    </w:p>
+    <w:p>
+      <w:r>
+        <w:t>Varje par utnyttjar 400–1000 hektar skog beroende på skogens kvalitet. En minskning av populationen pågår på grund av minskad tillgång på lämpliga bo- och födoträd och minskad födotillgång. Spillkråkans minskningstakt har uppgått till 19 (24–10) % under de senaste 15 åren. Minskningstakten för den svenska populationen bedöms vara nära gränsvärdet för Sårbar (VU) (A2bc). Skogsbruk med korta omloppstider och täta, homogena ungskogar utgör det största hotet (Artdatabanken 2023).</w:t>
+      </w:r>
+    </w:p>
+    <w:p>
+      <w:pPr>
+        <w:pStyle w:val="Heading2"/>
+      </w:pPr>
+      <w:r>
+        <w:t>Referenser – spillkråka</w:t>
+      </w:r>
+    </w:p>
+    <w:p>
+      <w:r>
+        <w:t xml:space="preserve">SLU Artdatabanken, 2021. </w:t>
+      </w:r>
+      <w:r>
+        <w:rPr>
+          <w:i/>
+        </w:rPr>
+        <w:t xml:space="preserve">Artfaktablad. Naturvård – artfakta. </w:t>
+      </w:r>
+      <w:r>
+        <w:t>SLU Artdatabanken, Uppsala</w:t>
+      </w:r>
+    </w:p>
+    <w:p>
+      <w:pPr>
+        <w:pStyle w:val="Heading1"/>
+      </w:pPr>
+      <w:r>
+        <w:t>Tjäder – ekologi samt krav på livsmiljön</w:t>
+      </w:r>
+    </w:p>
+    <w:p>
+      <w:r>
+        <w:t>Tjäder (§4) är en utpräglad skogsfågel knuten till större sammanhängande barrskogsområden. Tupparna och hönorna utnyttjar till viss del olika miljöer, och habitatvalet varierar dessutom mellan olika delar av året. För att det ska finnas livskraftiga tjäderbestånd krävs funktionella skogslandskap med en blandning av uppvuxen, gles och luckig skog, täta sumpskogar, myrar och andra små våtmarker (Skogsstyrelsen, 2019).</w:t>
+      </w:r>
+    </w:p>
+    <w:p>
+      <w:r>
+        <w:t>Arten försvinner när skogen fragmenteras och den sammanlagda arealen hyggen och andra öppna områden blir för stor. Ett småskaligt och försiktigt virkesuttag genom hyggesfria metoder kan i vissa fall vara möjligt i området inom 200 m från lekcentrum. Längre ut från lekcentrum, inom 200–500 m bör den avverkade ytan inte överskrida 1 hektar för att undvika alltför stora och snabba förändringar (Skogsstyrelsen, 2019).</w:t>
+      </w:r>
+    </w:p>
+    <w:p>
+      <w:pPr>
+        <w:pStyle w:val="Heading2"/>
+      </w:pPr>
+      <w:r>
+        <w:t>Referenser – tjäder</w:t>
+      </w:r>
+    </w:p>
+    <w:p>
+      <w:r>
+        <w:t xml:space="preserve">Skogsstyrelsen, 2019. </w:t>
+      </w:r>
+      <w:r>
+        <w:rPr>
+          <w:i/>
+        </w:rPr>
+        <w:t xml:space="preserve">Vägledning för hänsyn till fåglar – tjäder. </w:t>
+      </w:r>
+      <w:r>
+        <w:t>https://www.skogsstyrelsen.se/globalassets/lag-och-tillsyn/artskydd/vagledningar-for-hansyn-till-faglar/tjader-vagledning-hansyn2.pdf</w:t>
       </w:r>
     </w:p>
     <w:sectPr>
@@ -532,7 +900,7 @@
     <w:r>
       <w:tab/>
       <w:tab/>
-      <w:t>2025-08-11</w:t>
+      <w:t>2025-08-12</w:t>
       <w:br/>
       <w:br/>
     </w:r>

--- a/tillsyn/A 60836-2020 tillsynsbegäran.docx
+++ b/tillsyn/A 60836-2020 tillsynsbegäran.docx
@@ -900,7 +900,7 @@
     <w:r>
       <w:tab/>
       <w:tab/>
-      <w:t>2025-08-12</w:t>
+      <w:t>2025-08-13</w:t>
       <w:br/>
       <w:br/>
     </w:r>

--- a/tillsyn/A 60836-2020 tillsynsbegäran.docx
+++ b/tillsyn/A 60836-2020 tillsynsbegäran.docx
@@ -900,7 +900,7 @@
     <w:r>
       <w:tab/>
       <w:tab/>
-      <w:t>2025-08-13</w:t>
+      <w:t>2025-08-14</w:t>
       <w:br/>
       <w:br/>
     </w:r>

--- a/tillsyn/A 60836-2020 tillsynsbegäran.docx
+++ b/tillsyn/A 60836-2020 tillsynsbegäran.docx
@@ -900,7 +900,7 @@
     <w:r>
       <w:tab/>
       <w:tab/>
-      <w:t>2025-08-14</w:t>
+      <w:t>2025-08-15</w:t>
       <w:br/>
       <w:br/>
     </w:r>

--- a/tillsyn/A 60836-2020 tillsynsbegäran.docx
+++ b/tillsyn/A 60836-2020 tillsynsbegäran.docx
@@ -900,7 +900,7 @@
     <w:r>
       <w:tab/>
       <w:tab/>
-      <w:t>2025-08-15</w:t>
+      <w:t>2025-08-16</w:t>
       <w:br/>
       <w:br/>
     </w:r>

--- a/tillsyn/A 60836-2020 tillsynsbegäran.docx
+++ b/tillsyn/A 60836-2020 tillsynsbegäran.docx
@@ -900,7 +900,7 @@
     <w:r>
       <w:tab/>
       <w:tab/>
-      <w:t>2025-08-16</w:t>
+      <w:t>2025-08-17</w:t>
       <w:br/>
       <w:br/>
     </w:r>

--- a/tillsyn/A 60836-2020 tillsynsbegäran.docx
+++ b/tillsyn/A 60836-2020 tillsynsbegäran.docx
@@ -900,7 +900,7 @@
     <w:r>
       <w:tab/>
       <w:tab/>
-      <w:t>2025-08-17</w:t>
+      <w:t>2025-08-18</w:t>
       <w:br/>
       <w:br/>
     </w:r>

--- a/tillsyn/A 60836-2020 tillsynsbegäran.docx
+++ b/tillsyn/A 60836-2020 tillsynsbegäran.docx
@@ -900,7 +900,7 @@
     <w:r>
       <w:tab/>
       <w:tab/>
-      <w:t>2025-08-18</w:t>
+      <w:t>2025-08-19</w:t>
       <w:br/>
       <w:br/>
     </w:r>

--- a/tillsyn/A 60836-2020 tillsynsbegäran.docx
+++ b/tillsyn/A 60836-2020 tillsynsbegäran.docx
@@ -900,7 +900,7 @@
     <w:r>
       <w:tab/>
       <w:tab/>
-      <w:t>2025-08-19</w:t>
+      <w:t>2025-08-20</w:t>
       <w:br/>
       <w:br/>
     </w:r>

--- a/tillsyn/A 60836-2020 tillsynsbegäran.docx
+++ b/tillsyn/A 60836-2020 tillsynsbegäran.docx
@@ -900,7 +900,7 @@
     <w:r>
       <w:tab/>
       <w:tab/>
-      <w:t>2025-08-20</w:t>
+      <w:t>2025-08-21</w:t>
       <w:br/>
       <w:br/>
     </w:r>

--- a/tillsyn/A 60836-2020 tillsynsbegäran.docx
+++ b/tillsyn/A 60836-2020 tillsynsbegäran.docx
@@ -900,7 +900,7 @@
     <w:r>
       <w:tab/>
       <w:tab/>
-      <w:t>2025-08-21</w:t>
+      <w:t>2025-08-22</w:t>
       <w:br/>
       <w:br/>
     </w:r>

--- a/tillsyn/A 60836-2020 tillsynsbegäran.docx
+++ b/tillsyn/A 60836-2020 tillsynsbegäran.docx
@@ -900,7 +900,7 @@
     <w:r>
       <w:tab/>
       <w:tab/>
-      <w:t>2025-08-22</w:t>
+      <w:t>2025-08-23</w:t>
       <w:br/>
       <w:br/>
     </w:r>

--- a/tillsyn/A 60836-2020 tillsynsbegäran.docx
+++ b/tillsyn/A 60836-2020 tillsynsbegäran.docx
@@ -900,7 +900,7 @@
     <w:r>
       <w:tab/>
       <w:tab/>
-      <w:t>2025-08-23</w:t>
+      <w:t>2025-08-24</w:t>
       <w:br/>
       <w:br/>
     </w:r>

--- a/tillsyn/A 60836-2020 tillsynsbegäran.docx
+++ b/tillsyn/A 60836-2020 tillsynsbegäran.docx
@@ -900,7 +900,7 @@
     <w:r>
       <w:tab/>
       <w:tab/>
-      <w:t>2025-08-24</w:t>
+      <w:t>2025-08-25</w:t>
       <w:br/>
       <w:br/>
     </w:r>

--- a/tillsyn/A 60836-2020 tillsynsbegäran.docx
+++ b/tillsyn/A 60836-2020 tillsynsbegäran.docx
@@ -900,7 +900,7 @@
     <w:r>
       <w:tab/>
       <w:tab/>
-      <w:t>2025-08-25</w:t>
+      <w:t>2025-08-26</w:t>
       <w:br/>
       <w:br/>
     </w:r>

--- a/tillsyn/A 60836-2020 tillsynsbegäran.docx
+++ b/tillsyn/A 60836-2020 tillsynsbegäran.docx
@@ -900,7 +900,7 @@
     <w:r>
       <w:tab/>
       <w:tab/>
-      <w:t>2025-08-26</w:t>
+      <w:t>2025-08-30</w:t>
       <w:br/>
       <w:br/>
     </w:r>

--- a/tillsyn/A 60836-2020 tillsynsbegäran.docx
+++ b/tillsyn/A 60836-2020 tillsynsbegäran.docx
@@ -900,7 +900,7 @@
     <w:r>
       <w:tab/>
       <w:tab/>
-      <w:t>2025-08-30</w:t>
+      <w:t>2025-08-31</w:t>
       <w:br/>
       <w:br/>
     </w:r>

--- a/tillsyn/A 60836-2020 tillsynsbegäran.docx
+++ b/tillsyn/A 60836-2020 tillsynsbegäran.docx
@@ -900,7 +900,7 @@
     <w:r>
       <w:tab/>
       <w:tab/>
-      <w:t>2025-08-31</w:t>
+      <w:t>2025-09-01</w:t>
       <w:br/>
       <w:br/>
     </w:r>

--- a/tillsyn/A 60836-2020 tillsynsbegäran.docx
+++ b/tillsyn/A 60836-2020 tillsynsbegäran.docx
@@ -900,7 +900,7 @@
     <w:r>
       <w:tab/>
       <w:tab/>
-      <w:t>2025-09-01</w:t>
+      <w:t>2025-09-04</w:t>
       <w:br/>
       <w:br/>
     </w:r>

--- a/tillsyn/A 60836-2020 tillsynsbegäran.docx
+++ b/tillsyn/A 60836-2020 tillsynsbegäran.docx
@@ -900,7 +900,7 @@
     <w:r>
       <w:tab/>
       <w:tab/>
-      <w:t>2025-09-04</w:t>
+      <w:t>2025-09-05</w:t>
       <w:br/>
       <w:br/>
     </w:r>

--- a/tillsyn/A 60836-2020 tillsynsbegäran.docx
+++ b/tillsyn/A 60836-2020 tillsynsbegäran.docx
@@ -900,7 +900,7 @@
     <w:r>
       <w:tab/>
       <w:tab/>
-      <w:t>2025-09-05</w:t>
+      <w:t>2025-09-07</w:t>
       <w:br/>
       <w:br/>
     </w:r>

--- a/tillsyn/A 60836-2020 tillsynsbegäran.docx
+++ b/tillsyn/A 60836-2020 tillsynsbegäran.docx
@@ -900,7 +900,7 @@
     <w:r>
       <w:tab/>
       <w:tab/>
-      <w:t>2025-09-07</w:t>
+      <w:t>2025-09-08</w:t>
       <w:br/>
       <w:br/>
     </w:r>

--- a/tillsyn/A 60836-2020 tillsynsbegäran.docx
+++ b/tillsyn/A 60836-2020 tillsynsbegäran.docx
@@ -900,7 +900,7 @@
     <w:r>
       <w:tab/>
       <w:tab/>
-      <w:t>2025-09-08</w:t>
+      <w:t>2025-09-10</w:t>
       <w:br/>
       <w:br/>
     </w:r>

--- a/tillsyn/A 60836-2020 tillsynsbegäran.docx
+++ b/tillsyn/A 60836-2020 tillsynsbegäran.docx
@@ -900,7 +900,7 @@
     <w:r>
       <w:tab/>
       <w:tab/>
-      <w:t>2025-09-10</w:t>
+      <w:t>2025-09-11</w:t>
       <w:br/>
       <w:br/>
     </w:r>

--- a/tillsyn/A 60836-2020 tillsynsbegäran.docx
+++ b/tillsyn/A 60836-2020 tillsynsbegäran.docx
@@ -900,7 +900,7 @@
     <w:r>
       <w:tab/>
       <w:tab/>
-      <w:t>2025-09-11</w:t>
+      <w:t>2025-09-12</w:t>
       <w:br/>
       <w:br/>
     </w:r>

--- a/tillsyn/A 60836-2020 tillsynsbegäran.docx
+++ b/tillsyn/A 60836-2020 tillsynsbegäran.docx
@@ -900,7 +900,7 @@
     <w:r>
       <w:tab/>
       <w:tab/>
-      <w:t>2025-09-12</w:t>
+      <w:t>2025-09-13</w:t>
       <w:br/>
       <w:br/>
     </w:r>

--- a/tillsyn/A 60836-2020 tillsynsbegäran.docx
+++ b/tillsyn/A 60836-2020 tillsynsbegäran.docx
@@ -900,7 +900,7 @@
     <w:r>
       <w:tab/>
       <w:tab/>
-      <w:t>2025-09-13</w:t>
+      <w:t>2025-09-14</w:t>
       <w:br/>
       <w:br/>
     </w:r>

--- a/tillsyn/A 60836-2020 tillsynsbegäran.docx
+++ b/tillsyn/A 60836-2020 tillsynsbegäran.docx
@@ -284,7 +284,25 @@
         <w:t>Knärot (VU, §8)</w:t>
       </w:r>
       <w:r>
-        <w:t xml:space="preserve"> är rödlistad som sårbar och fridlyst enligt 8§ artskyddsförordningen. En nyligen genomförd analys av 79 floraväktarlokaler indikerar att det behövs någonstans mellan 100 och 150 meters skyddszon för att en knärotspopulation inte ska dö ut på lång sikt (Sebestyén &amp; Sundberg, 2025). Detta ligger väl i linje med tidigare genomförda studier som visar att det krävs väl tilltagna buffertzoner för att knäroten inte ska ta skada av skogsbruksåtgärder i intilliggande skog (Johnson, 2014; Koelmeijer m.fl., 2022; Skogsstyrelsen, 2022). Arten är även känslig för gallring vilket framgår av Skogsstyrelsens egen vägledning för hänsyn till knärot (Skogsstyrelsen, 2022). För rika förekomster av knärot är reservatsbildning eller biotopskydd lämpliga åtgärder för att skydda den (SLU Artdatabanken, 2024).</w:t>
+        <w:t xml:space="preserve"> är rödlistad som sårbar och fridlyst enligt 8§ artskyddsförordningen. En nyligen genomförd analys av 79 floraväktarlokaler indikerar att det behövs någonstans mellan 100 och 150 meters skyddszon för att en knärotspopulation inte ska dö ut på lång sikt (Sebestyén &amp; Sundberg, 2025). Detta ligger väl i linje med tidigare genomförda studier som visar att det krävs väl tilltagna buffertzoner för att knäroten inte ska ta skada av skogsbruksåtgärder i intilliggande skog (Johnson, 2014; Koelmeijer m.fl., 2022; Skogsstyrelsen, 2022). Arten är även känslig för gallring vilket framgår av Skogsstyrelsens egen vägledning för hänsyn till knärot (Skogsstyrelsen, 2022). För rika förekomster av knärot är reservatsbildning eller biotopskydd lämpliga åtgärder för att skydda den. På knärot kan den sällsynta rostsvampen </w:t>
+      </w:r>
+      <w:r>
+        <w:rPr>
+          <w:i/>
+        </w:rPr>
+        <w:t>Pucciniastrum goodyerae</w:t>
+      </w:r>
+      <w:r>
+        <w:t xml:space="preserve"> påträffas. </w:t>
+      </w:r>
+      <w:r>
+        <w:rPr>
+          <w:i/>
+        </w:rPr>
+        <w:t>Pucciniastrum goodyerae</w:t>
+      </w:r>
+      <w:r>
+        <w:t xml:space="preserve"> är klassad som NE (ej bedömd) i rödlistan(SLU Artdatabanken, 2024).</w:t>
       </w:r>
     </w:p>
     <w:p>
@@ -900,7 +918,7 @@
     <w:r>
       <w:tab/>
       <w:tab/>
-      <w:t>2025-09-14</w:t>
+      <w:t>2025-09-15</w:t>
       <w:br/>
       <w:br/>
     </w:r>

--- a/tillsyn/A 60836-2020 tillsynsbegäran.docx
+++ b/tillsyn/A 60836-2020 tillsynsbegäran.docx
@@ -918,7 +918,7 @@
     <w:r>
       <w:tab/>
       <w:tab/>
-      <w:t>2025-09-15</w:t>
+      <w:t>2025-09-16</w:t>
       <w:br/>
       <w:br/>
     </w:r>

--- a/tillsyn/A 60836-2020 tillsynsbegäran.docx
+++ b/tillsyn/A 60836-2020 tillsynsbegäran.docx
@@ -918,7 +918,7 @@
     <w:r>
       <w:tab/>
       <w:tab/>
-      <w:t>2025-09-16</w:t>
+      <w:t>2025-09-17</w:t>
       <w:br/>
       <w:br/>
     </w:r>

--- a/tillsyn/A 60836-2020 tillsynsbegäran.docx
+++ b/tillsyn/A 60836-2020 tillsynsbegäran.docx
@@ -918,7 +918,7 @@
     <w:r>
       <w:tab/>
       <w:tab/>
-      <w:t>2025-09-17</w:t>
+      <w:t>2025-09-18</w:t>
       <w:br/>
       <w:br/>
     </w:r>

--- a/tillsyn/A 60836-2020 tillsynsbegäran.docx
+++ b/tillsyn/A 60836-2020 tillsynsbegäran.docx
@@ -918,7 +918,7 @@
     <w:r>
       <w:tab/>
       <w:tab/>
-      <w:t>2025-09-18</w:t>
+      <w:t>2025-09-22</w:t>
       <w:br/>
       <w:br/>
     </w:r>

--- a/tillsyn/A 60836-2020 tillsynsbegäran.docx
+++ b/tillsyn/A 60836-2020 tillsynsbegäran.docx
@@ -918,7 +918,7 @@
     <w:r>
       <w:tab/>
       <w:tab/>
-      <w:t>2025-09-22</w:t>
+      <w:t>2025-09-23</w:t>
       <w:br/>
       <w:br/>
     </w:r>

--- a/tillsyn/A 60836-2020 tillsynsbegäran.docx
+++ b/tillsyn/A 60836-2020 tillsynsbegäran.docx
@@ -918,7 +918,7 @@
     <w:r>
       <w:tab/>
       <w:tab/>
-      <w:t>2025-09-23</w:t>
+      <w:t>2025-09-24</w:t>
       <w:br/>
       <w:br/>
     </w:r>

--- a/tillsyn/A 60836-2020 tillsynsbegäran.docx
+++ b/tillsyn/A 60836-2020 tillsynsbegäran.docx
@@ -918,7 +918,7 @@
     <w:r>
       <w:tab/>
       <w:tab/>
-      <w:t>2025-09-24</w:t>
+      <w:t>2025-09-25</w:t>
       <w:br/>
       <w:br/>
     </w:r>

--- a/tillsyn/A 60836-2020 tillsynsbegäran.docx
+++ b/tillsyn/A 60836-2020 tillsynsbegäran.docx
@@ -918,7 +918,7 @@
     <w:r>
       <w:tab/>
       <w:tab/>
-      <w:t>2025-09-25</w:t>
+      <w:t>2025-09-26</w:t>
       <w:br/>
       <w:br/>
     </w:r>

--- a/tillsyn/A 60836-2020 tillsynsbegäran.docx
+++ b/tillsyn/A 60836-2020 tillsynsbegäran.docx
@@ -918,7 +918,7 @@
     <w:r>
       <w:tab/>
       <w:tab/>
-      <w:t>2025-09-26</w:t>
+      <w:t>2025-09-27</w:t>
       <w:br/>
       <w:br/>
     </w:r>

--- a/tillsyn/A 60836-2020 tillsynsbegäran.docx
+++ b/tillsyn/A 60836-2020 tillsynsbegäran.docx
@@ -918,7 +918,7 @@
     <w:r>
       <w:tab/>
       <w:tab/>
-      <w:t>2025-09-27</w:t>
+      <w:t>2025-09-28</w:t>
       <w:br/>
       <w:br/>
     </w:r>

--- a/tillsyn/A 60836-2020 tillsynsbegäran.docx
+++ b/tillsyn/A 60836-2020 tillsynsbegäran.docx
@@ -918,7 +918,7 @@
     <w:r>
       <w:tab/>
       <w:tab/>
-      <w:t>2025-09-28</w:t>
+      <w:t>2025-09-29</w:t>
       <w:br/>
       <w:br/>
     </w:r>

--- a/tillsyn/A 60836-2020 tillsynsbegäran.docx
+++ b/tillsyn/A 60836-2020 tillsynsbegäran.docx
@@ -918,7 +918,7 @@
     <w:r>
       <w:tab/>
       <w:tab/>
-      <w:t>2025-09-29</w:t>
+      <w:t>2025-09-30</w:t>
       <w:br/>
       <w:br/>
     </w:r>

--- a/tillsyn/A 60836-2020 tillsynsbegäran.docx
+++ b/tillsyn/A 60836-2020 tillsynsbegäran.docx
@@ -918,7 +918,7 @@
     <w:r>
       <w:tab/>
       <w:tab/>
-      <w:t>2025-09-30</w:t>
+      <w:t>2025-10-01</w:t>
       <w:br/>
       <w:br/>
     </w:r>

--- a/tillsyn/A 60836-2020 tillsynsbegäran.docx
+++ b/tillsyn/A 60836-2020 tillsynsbegäran.docx
@@ -918,7 +918,7 @@
     <w:r>
       <w:tab/>
       <w:tab/>
-      <w:t>2025-10-01</w:t>
+      <w:t>2025-10-02</w:t>
       <w:br/>
       <w:br/>
     </w:r>

--- a/tillsyn/A 60836-2020 tillsynsbegäran.docx
+++ b/tillsyn/A 60836-2020 tillsynsbegäran.docx
@@ -918,7 +918,7 @@
     <w:r>
       <w:tab/>
       <w:tab/>
-      <w:t>2025-10-02</w:t>
+      <w:t>2025-10-03</w:t>
       <w:br/>
       <w:br/>
     </w:r>

--- a/tillsyn/A 60836-2020 tillsynsbegäran.docx
+++ b/tillsyn/A 60836-2020 tillsynsbegäran.docx
@@ -918,7 +918,7 @@
     <w:r>
       <w:tab/>
       <w:tab/>
-      <w:t>2025-10-03</w:t>
+      <w:t>2025-10-04</w:t>
       <w:br/>
       <w:br/>
     </w:r>

--- a/tillsyn/A 60836-2020 tillsynsbegäran.docx
+++ b/tillsyn/A 60836-2020 tillsynsbegäran.docx
@@ -918,7 +918,7 @@
     <w:r>
       <w:tab/>
       <w:tab/>
-      <w:t>2025-10-04</w:t>
+      <w:t>2025-10-05</w:t>
       <w:br/>
       <w:br/>
     </w:r>

--- a/tillsyn/A 60836-2020 tillsynsbegäran.docx
+++ b/tillsyn/A 60836-2020 tillsynsbegäran.docx
@@ -918,7 +918,7 @@
     <w:r>
       <w:tab/>
       <w:tab/>
-      <w:t>2025-10-05</w:t>
+      <w:t>2025-10-06</w:t>
       <w:br/>
       <w:br/>
     </w:r>

--- a/tillsyn/A 60836-2020 tillsynsbegäran.docx
+++ b/tillsyn/A 60836-2020 tillsynsbegäran.docx
@@ -918,7 +918,7 @@
     <w:r>
       <w:tab/>
       <w:tab/>
-      <w:t>2025-10-06</w:t>
+      <w:t>2025-10-07</w:t>
       <w:br/>
       <w:br/>
     </w:r>

--- a/tillsyn/A 60836-2020 tillsynsbegäran.docx
+++ b/tillsyn/A 60836-2020 tillsynsbegäran.docx
@@ -918,7 +918,7 @@
     <w:r>
       <w:tab/>
       <w:tab/>
-      <w:t>2025-10-07</w:t>
+      <w:t>2025-10-08</w:t>
       <w:br/>
       <w:br/>
     </w:r>

--- a/tillsyn/A 60836-2020 tillsynsbegäran.docx
+++ b/tillsyn/A 60836-2020 tillsynsbegäran.docx
@@ -918,7 +918,7 @@
     <w:r>
       <w:tab/>
       <w:tab/>
-      <w:t>2025-10-08</w:t>
+      <w:t>2025-10-09</w:t>
       <w:br/>
       <w:br/>
     </w:r>

--- a/tillsyn/A 60836-2020 tillsynsbegäran.docx
+++ b/tillsyn/A 60836-2020 tillsynsbegäran.docx
@@ -918,7 +918,7 @@
     <w:r>
       <w:tab/>
       <w:tab/>
-      <w:t>2025-10-09</w:t>
+      <w:t>2025-10-10</w:t>
       <w:br/>
       <w:br/>
     </w:r>

--- a/tillsyn/A 60836-2020 tillsynsbegäran.docx
+++ b/tillsyn/A 60836-2020 tillsynsbegäran.docx
@@ -918,7 +918,7 @@
     <w:r>
       <w:tab/>
       <w:tab/>
-      <w:t>2025-10-10</w:t>
+      <w:t>2025-10-11</w:t>
       <w:br/>
       <w:br/>
     </w:r>

--- a/tillsyn/A 60836-2020 tillsynsbegäran.docx
+++ b/tillsyn/A 60836-2020 tillsynsbegäran.docx
@@ -918,7 +918,7 @@
     <w:r>
       <w:tab/>
       <w:tab/>
-      <w:t>2025-10-16</w:t>
+      <w:t>2025-10-17</w:t>
       <w:br/>
       <w:br/>
     </w:r>

--- a/tillsyn/A 60836-2020 tillsynsbegäran.docx
+++ b/tillsyn/A 60836-2020 tillsynsbegäran.docx
@@ -918,7 +918,7 @@
     <w:r>
       <w:tab/>
       <w:tab/>
-      <w:t>2025-10-17</w:t>
+      <w:t>2025-10-18</w:t>
       <w:br/>
       <w:br/>
     </w:r>

--- a/tillsyn/A 60836-2020 tillsynsbegäran.docx
+++ b/tillsyn/A 60836-2020 tillsynsbegäran.docx
@@ -918,7 +918,7 @@
     <w:r>
       <w:tab/>
       <w:tab/>
-      <w:t>2025-10-18</w:t>
+      <w:t>2025-10-19</w:t>
       <w:br/>
       <w:br/>
     </w:r>

--- a/tillsyn/A 60836-2020 tillsynsbegäran.docx
+++ b/tillsyn/A 60836-2020 tillsynsbegäran.docx
@@ -918,7 +918,7 @@
     <w:r>
       <w:tab/>
       <w:tab/>
-      <w:t>2025-10-19</w:t>
+      <w:t>2025-10-20</w:t>
       <w:br/>
       <w:br/>
     </w:r>

--- a/tillsyn/A 60836-2020 tillsynsbegäran.docx
+++ b/tillsyn/A 60836-2020 tillsynsbegäran.docx
@@ -918,7 +918,7 @@
     <w:r>
       <w:tab/>
       <w:tab/>
-      <w:t>2025-10-20</w:t>
+      <w:t>2025-10-21</w:t>
       <w:br/>
       <w:br/>
     </w:r>

--- a/tillsyn/A 60836-2020 tillsynsbegäran.docx
+++ b/tillsyn/A 60836-2020 tillsynsbegäran.docx
@@ -302,7 +302,7 @@
         <w:t>Pucciniastrum goodyerae</w:t>
       </w:r>
       <w:r>
-        <w:t xml:space="preserve"> är klassad som NE (ej bedömd) i rödlistan(SLU Artdatabanken, 2024).</w:t>
+        <w:t xml:space="preserve"> är klassad som NE (ej bedömd) i rödlistan (SLU Artdatabanken, 2024).</w:t>
       </w:r>
     </w:p>
     <w:p>
@@ -386,6 +386,17 @@
     </w:p>
     <w:p>
       <w:r>
+        <w:rPr>
+          <w:b/>
+        </w:rPr>
+        <w:t>Tjäder (§4)</w:t>
+      </w:r>
+      <w:r>
+        <w:t xml:space="preserve"> är en utpräglad skogsfågel knuten till större sammanhängande barrskogsområden. Tupparna och hönorna utnyttjar till viss del olika miljöer, och habitatvalet varierar dessutom mellan olika delar av året. För att det ska finnas livskraftiga tjäderbestånd krävs funktionella skogslandskap med en blandning av uppvuxen, gles och luckig skog, täta sumpskogar, myrar och andra små våtmarker. Arten försvinner när skogen fragmenteras och den sammanlagda arealen hyggen och andra öppna områden blir för stor. Ett småskaligt och försiktigt virkesuttag genom hyggesfria metoder kan i vissa fall vara möjligt i området inom 200 m från lekcentrum. Längre ut från lekcentrum, inom 200–500 m bör den avverkade ytan inte överskrida 1 hektar för att undvika alltför stora och snabba förändringar (Skogsstyrelsen, 2019).</w:t>
+      </w:r>
+    </w:p>
+    <w:p>
+      <w:r>
         <w:t>I BILAGA 1 finns mer detaljerad information om ekologi samt krav på livsmiljö hos fridlysta arter.</w:t>
       </w:r>
     </w:p>
@@ -918,7 +929,7 @@
     <w:r>
       <w:tab/>
       <w:tab/>
-      <w:t>2025-10-21</w:t>
+      <w:t>2025-10-22</w:t>
       <w:br/>
       <w:br/>
     </w:r>

--- a/tillsyn/A 60836-2020 tillsynsbegäran.docx
+++ b/tillsyn/A 60836-2020 tillsynsbegäran.docx
@@ -929,7 +929,7 @@
     <w:r>
       <w:tab/>
       <w:tab/>
-      <w:t>2025-10-22</w:t>
+      <w:t>2025-10-23</w:t>
       <w:br/>
       <w:br/>
     </w:r>

--- a/tillsyn/A 60836-2020 tillsynsbegäran.docx
+++ b/tillsyn/A 60836-2020 tillsynsbegäran.docx
@@ -929,7 +929,7 @@
     <w:r>
       <w:tab/>
       <w:tab/>
-      <w:t>2025-10-23</w:t>
+      <w:t>2025-10-24</w:t>
       <w:br/>
       <w:br/>
     </w:r>

--- a/tillsyn/A 60836-2020 tillsynsbegäran.docx
+++ b/tillsyn/A 60836-2020 tillsynsbegäran.docx
@@ -929,7 +929,7 @@
     <w:r>
       <w:tab/>
       <w:tab/>
-      <w:t>2025-10-24</w:t>
+      <w:t>2025-10-25</w:t>
       <w:br/>
       <w:br/>
     </w:r>

--- a/tillsyn/A 60836-2020 tillsynsbegäran.docx
+++ b/tillsyn/A 60836-2020 tillsynsbegäran.docx
@@ -929,7 +929,7 @@
     <w:r>
       <w:tab/>
       <w:tab/>
-      <w:t>2025-10-25</w:t>
+      <w:t>2025-10-26</w:t>
       <w:br/>
       <w:br/>
     </w:r>

--- a/tillsyn/A 60836-2020 tillsynsbegäran.docx
+++ b/tillsyn/A 60836-2020 tillsynsbegäran.docx
@@ -929,7 +929,7 @@
     <w:r>
       <w:tab/>
       <w:tab/>
-      <w:t>2025-10-26</w:t>
+      <w:t>2025-10-27</w:t>
       <w:br/>
       <w:br/>
     </w:r>

--- a/tillsyn/A 60836-2020 tillsynsbegäran.docx
+++ b/tillsyn/A 60836-2020 tillsynsbegäran.docx
@@ -929,7 +929,7 @@
     <w:r>
       <w:tab/>
       <w:tab/>
-      <w:t>2025-10-27</w:t>
+      <w:t>2025-10-28</w:t>
       <w:br/>
       <w:br/>
     </w:r>

--- a/tillsyn/A 60836-2020 tillsynsbegäran.docx
+++ b/tillsyn/A 60836-2020 tillsynsbegäran.docx
@@ -929,7 +929,7 @@
     <w:r>
       <w:tab/>
       <w:tab/>
-      <w:t>2025-10-28</w:t>
+      <w:t>2025-10-29</w:t>
       <w:br/>
       <w:br/>
     </w:r>

--- a/tillsyn/A 60836-2020 tillsynsbegäran.docx
+++ b/tillsyn/A 60836-2020 tillsynsbegäran.docx
@@ -929,7 +929,7 @@
     <w:r>
       <w:tab/>
       <w:tab/>
-      <w:t>2025-10-29</w:t>
+      <w:t>2025-10-30</w:t>
       <w:br/>
       <w:br/>
     </w:r>

--- a/tillsyn/A 60836-2020 tillsynsbegäran.docx
+++ b/tillsyn/A 60836-2020 tillsynsbegäran.docx
@@ -929,7 +929,7 @@
     <w:r>
       <w:tab/>
       <w:tab/>
-      <w:t>2025-10-30</w:t>
+      <w:t>2025-10-31</w:t>
       <w:br/>
       <w:br/>
     </w:r>

--- a/tillsyn/A 60836-2020 tillsynsbegäran.docx
+++ b/tillsyn/A 60836-2020 tillsynsbegäran.docx
@@ -929,7 +929,7 @@
     <w:r>
       <w:tab/>
       <w:tab/>
-      <w:t>2025-10-31</w:t>
+      <w:t>2025-11-01</w:t>
       <w:br/>
       <w:br/>
     </w:r>

--- a/tillsyn/A 60836-2020 tillsynsbegäran.docx
+++ b/tillsyn/A 60836-2020 tillsynsbegäran.docx
@@ -929,7 +929,7 @@
     <w:r>
       <w:tab/>
       <w:tab/>
-      <w:t>2025-11-01</w:t>
+      <w:t>2025-11-02</w:t>
       <w:br/>
       <w:br/>
     </w:r>

--- a/tillsyn/A 60836-2020 tillsynsbegäran.docx
+++ b/tillsyn/A 60836-2020 tillsynsbegäran.docx
@@ -929,7 +929,7 @@
     <w:r>
       <w:tab/>
       <w:tab/>
-      <w:t>2025-11-02</w:t>
+      <w:t>2025-11-03</w:t>
       <w:br/>
       <w:br/>
     </w:r>

--- a/tillsyn/A 60836-2020 tillsynsbegäran.docx
+++ b/tillsyn/A 60836-2020 tillsynsbegäran.docx
@@ -929,7 +929,7 @@
     <w:r>
       <w:tab/>
       <w:tab/>
-      <w:t>2025-11-03</w:t>
+      <w:t>2025-11-04</w:t>
       <w:br/>
       <w:br/>
     </w:r>

--- a/tillsyn/A 60836-2020 tillsynsbegäran.docx
+++ b/tillsyn/A 60836-2020 tillsynsbegäran.docx
@@ -929,7 +929,7 @@
     <w:r>
       <w:tab/>
       <w:tab/>
-      <w:t>2025-11-04</w:t>
+      <w:t>2025-11-05</w:t>
       <w:br/>
       <w:br/>
     </w:r>

--- a/tillsyn/A 60836-2020 tillsynsbegäran.docx
+++ b/tillsyn/A 60836-2020 tillsynsbegäran.docx
@@ -929,7 +929,7 @@
     <w:r>
       <w:tab/>
       <w:tab/>
-      <w:t>2025-11-05</w:t>
+      <w:t>2025-11-06</w:t>
       <w:br/>
       <w:br/>
     </w:r>

--- a/tillsyn/A 60836-2020 tillsynsbegäran.docx
+++ b/tillsyn/A 60836-2020 tillsynsbegäran.docx
@@ -929,7 +929,7 @@
     <w:r>
       <w:tab/>
       <w:tab/>
-      <w:t>2025-11-06</w:t>
+      <w:t>2025-11-07</w:t>
       <w:br/>
       <w:br/>
     </w:r>

--- a/tillsyn/A 60836-2020 tillsynsbegäran.docx
+++ b/tillsyn/A 60836-2020 tillsynsbegäran.docx
@@ -929,7 +929,7 @@
     <w:r>
       <w:tab/>
       <w:tab/>
-      <w:t>2025-11-07</w:t>
+      <w:t>2025-11-08</w:t>
       <w:br/>
       <w:br/>
     </w:r>

--- a/tillsyn/A 60836-2020 tillsynsbegäran.docx
+++ b/tillsyn/A 60836-2020 tillsynsbegäran.docx
@@ -929,7 +929,7 @@
     <w:r>
       <w:tab/>
       <w:tab/>
-      <w:t>2025-11-08</w:t>
+      <w:t>2025-11-09</w:t>
       <w:br/>
       <w:br/>
     </w:r>

--- a/tillsyn/A 60836-2020 tillsynsbegäran.docx
+++ b/tillsyn/A 60836-2020 tillsynsbegäran.docx
@@ -929,7 +929,7 @@
     <w:r>
       <w:tab/>
       <w:tab/>
-      <w:t>2025-11-09</w:t>
+      <w:t>2025-11-10</w:t>
       <w:br/>
       <w:br/>
     </w:r>

--- a/tillsyn/A 60836-2020 tillsynsbegäran.docx
+++ b/tillsyn/A 60836-2020 tillsynsbegäran.docx
@@ -929,7 +929,7 @@
     <w:r>
       <w:tab/>
       <w:tab/>
-      <w:t>2025-11-10</w:t>
+      <w:t>2025-11-11</w:t>
       <w:br/>
       <w:br/>
     </w:r>

--- a/tillsyn/A 60836-2020 tillsynsbegäran.docx
+++ b/tillsyn/A 60836-2020 tillsynsbegäran.docx
@@ -929,7 +929,7 @@
     <w:r>
       <w:tab/>
       <w:tab/>
-      <w:t>2025-11-11</w:t>
+      <w:t>2025-11-12</w:t>
       <w:br/>
       <w:br/>
     </w:r>

--- a/tillsyn/A 60836-2020 tillsynsbegäran.docx
+++ b/tillsyn/A 60836-2020 tillsynsbegäran.docx
@@ -929,7 +929,7 @@
     <w:r>
       <w:tab/>
       <w:tab/>
-      <w:t>2025-11-12</w:t>
+      <w:t>2025-11-13</w:t>
       <w:br/>
       <w:br/>
     </w:r>

--- a/tillsyn/A 60836-2020 tillsynsbegäran.docx
+++ b/tillsyn/A 60836-2020 tillsynsbegäran.docx
@@ -929,7 +929,7 @@
     <w:r>
       <w:tab/>
       <w:tab/>
-      <w:t>2025-11-13</w:t>
+      <w:t>2025-11-14</w:t>
       <w:br/>
       <w:br/>
     </w:r>

--- a/tillsyn/A 60836-2020 tillsynsbegäran.docx
+++ b/tillsyn/A 60836-2020 tillsynsbegäran.docx
@@ -929,7 +929,7 @@
     <w:r>
       <w:tab/>
       <w:tab/>
-      <w:t>2025-11-14</w:t>
+      <w:t>2025-11-15</w:t>
       <w:br/>
       <w:br/>
     </w:r>

--- a/tillsyn/A 60836-2020 tillsynsbegäran.docx
+++ b/tillsyn/A 60836-2020 tillsynsbegäran.docx
@@ -929,7 +929,7 @@
     <w:r>
       <w:tab/>
       <w:tab/>
-      <w:t>2025-11-15</w:t>
+      <w:t>2025-11-20</w:t>
       <w:br/>
       <w:br/>
     </w:r>
